--- a/Word/Module 2/DOCX/Exercices/M2_06_Exercice_Atelier_final.docx
+++ b/Word/Module 2/DOCX/Exercices/M2_06_Exercice_Atelier_final.docx
@@ -7,7 +7,7 @@
         <w:pStyle w:val="Title"/>
       </w:pPr>
       <w:r>
-        <w:t>Atelier final - Module 2 Intermediaire</w:t>
+        <w:t>Atelier final - Module 2 Intermédiaire</w:t>
       </w:r>
     </w:p>
     <w:p>
@@ -19,38 +19,59 @@
       </w:r>
     </w:p>
     <w:p>
+      <w:pPr>
+        <w:pStyle w:val="ListBullet"/>
+      </w:pPr>
       <w:r>
-        <w:t>- Partez d'un modele personnalise (police, marges, styles).</w:t>
+        <w:t>Partez d'un modèle personnalisé (police, marges, styles).</w:t>
       </w:r>
     </w:p>
     <w:p>
+      <w:pPr>
+        <w:pStyle w:val="ListBullet"/>
+      </w:pPr>
       <w:r>
-        <w:t>- Structurez avec des titres numerotes automatiquement et un sommaire.</w:t>
+        <w:t>Structurez avec des titres numérotés automatiquement et un sommaire.</w:t>
       </w:r>
     </w:p>
     <w:p>
+      <w:pPr>
+        <w:pStyle w:val="ListBullet"/>
+      </w:pPr>
       <w:r>
-        <w:t>- Ajoutez des en-tetes et pieds de page avec numerotation.</w:t>
+        <w:t>Ajoutez des en-têtes et pieds de page avec numérotation.</w:t>
       </w:r>
     </w:p>
     <w:p>
+      <w:pPr>
+        <w:pStyle w:val="ListBullet"/>
+      </w:pPr>
       <w:r>
-        <w:t>- Integrez une illustration (image, SmartArt ou tableau Excel lie).</w:t>
+        <w:t>Intégrez une illustration (image, SmartArt ou tableau Excel lié).</w:t>
       </w:r>
     </w:p>
     <w:p>
+      <w:pPr>
+        <w:pStyle w:val="ListBullet"/>
+      </w:pPr>
       <w:r>
-        <w:t>- Inserez un tableau avec au moins une formule de calcul.</w:t>
+        <w:t>Insérez un tableau avec au moins une formule de calcul.</w:t>
       </w:r>
     </w:p>
     <w:p>
+      <w:pPr>
+        <w:pStyle w:val="ListBullet"/>
+      </w:pPr>
       <w:r>
-        <w:t>- Presentez une partie en colonnes facon journal.</w:t>
+        <w:t>Présentez une partie en colonnes façon journal.</w:t>
       </w:r>
     </w:p>
     <w:p>
+      <w:pPr>
+        <w:pStyle w:val="ListBullet"/>
+      </w:pPr>
       <w:r>
-        <w:t>- Enregistrez un QuickPart reutilisable et exportez le document en PDF.</w:t>
+        <w:t>Enregistrez un QuickPart réutilisable et exportez le document en PDF.</w:t>
       </w:r>
     </w:p>
     <w:sectPr>
